--- a/PBL6-SRS.docx
+++ b/PBL6-SRS.docx
@@ -20299,16 +20299,73 @@
     </w:p>
     <w:p>
       <w:pPr>
-        <w:pStyle w:val="-lv1"/>
-      </w:pPr>
-      <w:hyperlink r:id="rId17" w:history="1">
-        <w:r>
-          <w:rPr>
-            <w:rStyle w:val="Hyperlink"/>
-          </w:rPr>
-          <w:t>Use Case Customer</w:t>
-        </w:r>
-      </w:hyperlink>
+        <w:pStyle w:val="Heading3"/>
+      </w:pPr>
+      <w:r>
+        <w:t>4.3.1. Tìm chuyến và đặt vé</w:t>
+      </w:r>
+    </w:p>
+    <w:p>
+      <w:pPr>
+        <w:keepNext/>
+        <w:spacing w:before="80" w:after="60"/>
+        <w:jc w:val="center"/>
+      </w:pPr>
+      <w:r>
+        <w:drawing>
+          <wp:inline xmlns:a="http://schemas.openxmlformats.org/drawingml/2006/main" xmlns:pic="http://schemas.openxmlformats.org/drawingml/2006/picture">
+            <wp:extent cx="5400000" cy="5893714"/>
+            <wp:docPr id="462350442" name="Picture 462350442"/>
+            <wp:cNvGraphicFramePr>
+              <a:graphicFrameLocks noChangeAspect="1"/>
+            </wp:cNvGraphicFramePr>
+            <a:graphic>
+              <a:graphicData uri="http://schemas.openxmlformats.org/drawingml/2006/picture">
+                <pic:pic>
+                  <pic:nvPicPr>
+                    <pic:cNvPr id="0" name="use-cases-customer-uml.png"/>
+                    <pic:cNvPicPr/>
+                  </pic:nvPicPr>
+                  <pic:blipFill>
+                    <a:blip r:embed="rId65"/>
+                    <a:stretch>
+                      <a:fillRect/>
+                    </a:stretch>
+                  </pic:blipFill>
+                  <pic:spPr>
+                    <a:xfrm>
+                      <a:off x="0" y="0"/>
+                      <a:ext cx="5400000" cy="5893714"/>
+                    </a:xfrm>
+                    <a:prstGeom prst="rect"/>
+                  </pic:spPr>
+                </pic:pic>
+              </a:graphicData>
+            </a:graphic>
+          </wp:inline>
+        </w:drawing>
+      </w:r>
+    </w:p>
+    <w:p>
+      <w:pPr>
+        <w:keepNext/>
+        <w:spacing w:after="120"/>
+        <w:jc w:val="center"/>
+      </w:pPr>
+      <w:r>
+        <w:rPr>
+          <w:i/>
+        </w:rPr>
+        <w:t>Hình 4.1 — Sơ đồ Use Case tìm chuyến và đặt vé</w:t>
+      </w:r>
+    </w:p>
+    <w:p>
+      <w:pPr>
+        <w:spacing w:after="120"/>
+      </w:pPr>
+      <w:r>
+        <w:t>Sơ đồ được dựng từ mã nguồn PlantUML. Payment Gateway là actor hỗ trợ nằm ngoài biên hệ thống. Quan hệ «extend» đi từ Áp dụng khuyến mãi đến Giữ ghế và tạo Booking vì đây là hành vi tùy chọn, chỉ xảy ra khi Customer cung cấp mã hợp lệ.</w:t>
+      </w:r>
     </w:p>
     <w:p>
       <w:pPr>
